--- a/src/content/bios/Chisholm-B 2014.docx
+++ b/src/content/bios/Chisholm-B 2014.docx
@@ -6827,7 +6827,7 @@
             <w:u w:val="none"/>
             <w:lang w:val="en-GB"/>
           </w:rPr>
-          <w:t>www.archivescanada.ca/ english/search/ItemDisplay.asp?sessionKey=1126738539034_206_191_57_196&amp;l=0&amp;lvl=&amp;v=0&amp;coll=1&amp;itm=258430&amp;rt=1&amp;bill=1</w:t>
+          <w:t>www.archivescanada.ca/english/search/ItemDisplay.asp?sessionKey=1126738539034_206_191_57_196&amp;l=0&amp;lvl=&amp;v=0&amp;coll=1&amp;itm=258430&amp;rt=1&amp;bill=1</w:t>
         </w:r>
       </w:hyperlink>
       <w:r>
@@ -6880,7 +6880,7 @@
             <w:u w:val="none"/>
             <w:lang w:val="en-GB"/>
           </w:rPr>
-          <w:t xml:space="preserve">http://philosopedia.org/index.php/Correspondence_ </w:t>
+          <w:t xml:space="preserve">http://philosopedia.org/index.php/Correspondence_</w:t>
         </w:r>
         <w:proofErr w:type="spellStart"/>
         <w:r>
@@ -8314,7 +8314,7 @@
             <w:u w:val="none"/>
             <w:lang w:val="en-GB"/>
           </w:rPr>
-          <w:t>www.nndb. com/people/974/000168470/</w:t>
+          <w:t>www.nndb.com/people/974/000168470/</w:t>
         </w:r>
       </w:hyperlink>
       <w:r>
@@ -8375,7 +8375,7 @@
             <w:u w:val="none"/>
             <w:lang w:val="en-GB"/>
           </w:rPr>
-          <w:t>www.harvardsquarelibrary.org/unitarians/chisholm. html</w:t>
+          <w:t>www.harvardsquarelibrary.org/unitarians/chisholm.html</w:t>
         </w:r>
       </w:hyperlink>
       <w:r>
